--- a/data/products_docs/product_tshirt.docx
+++ b/data/products_docs/product_tshirt.docx
@@ -12,7 +12,11 @@
     <w:p>
       <w:r>
         <w:rPr/>
-        <w:t>ID；item006</w:t>
+        <w:t>ID；item</w:t>
+      </w:r>
+      <w:r>
+        <w:rPr/>
+        <w:t>205</w:t>
       </w:r>
     </w:p>
     <w:p/>
@@ -29,6 +33,15 @@
       <w:r>
         <w:rPr/>
         <w:t>説明：汗をかいてもすぐに乾く素材で、夏の外出や運動にも快適。肌触りもサラサラ。</w:t>
+      </w:r>
+    </w:p>
+    <w:p>
+      <w:pPr>
+        <w:pStyle w:val="Normal"/>
+      </w:pPr>
+      <w:r>
+        <w:rPr/>
+        <w:t>金額：3500円</w:t>
       </w:r>
     </w:p>
     <w:sectPr>
